--- a/docs/questions/qs-arithmeticoncomplexnumbers.docx
+++ b/docs/questions/qs-arithmeticoncomplexnumbers.docx
@@ -52,7 +52,7 @@
         </w:rPr>
         <w:t xml:space="preserve"> </w:t>
       </w:r>
-      <w:hyperlink r:id="rId20">
+      <w:hyperlink r:id="rId9">
         <w:r>
           <w:rPr>
             <w:rStyle w:val="Hyperlink"/>
@@ -70,7 +70,7 @@
         <w:t xml:space="preserve">.</w:t>
       </w:r>
     </w:p>
-    <w:bookmarkStart w:id="21" w:name="q1"/>
+    <w:bookmarkStart w:id="10" w:name="q1"/>
     <w:p>
       <w:pPr>
         <w:pStyle w:val="Heading2"/>
@@ -155,70 +155,609 @@
         <m:r>
           <m:t> </m:t>
         </m:r>
-        <m:d>
-          <m:dPr>
-            <m:begChr m:val="("/>
-            <m:sepChr m:val=""/>
-            <m:endChr m:val=")"/>
-            <m:grow/>
-          </m:dPr>
+        <m:r>
+          <m:rPr>
+            <m:sty m:val="p"/>
+          </m:rPr>
+          <m:t>(</m:t>
+        </m:r>
+        <m:r>
+          <m:t>5</m:t>
+        </m:r>
+        <m:r>
+          <m:rPr>
+            <m:sty m:val="p"/>
+          </m:rPr>
+          <m:t>+</m:t>
+        </m:r>
+        <m:r>
+          <m:t>7</m:t>
+        </m:r>
+        <m:r>
+          <m:t>i</m:t>
+        </m:r>
+        <m:r>
+          <m:rPr>
+            <m:sty m:val="p"/>
+          </m:rPr>
+          <m:t>)</m:t>
+        </m:r>
+        <m:r>
+          <m:rPr>
+            <m:sty m:val="p"/>
+          </m:rPr>
+          <m:t>−</m:t>
+        </m:r>
+        <m:r>
+          <m:rPr>
+            <m:sty m:val="p"/>
+          </m:rPr>
+          <m:t>(</m:t>
+        </m:r>
+        <m:r>
+          <m:t>2</m:t>
+        </m:r>
+        <m:r>
+          <m:rPr>
+            <m:sty m:val="p"/>
+          </m:rPr>
+          <m:t>+</m:t>
+        </m:r>
+        <m:r>
+          <m:t>3</m:t>
+        </m:r>
+        <m:r>
+          <m:t>i</m:t>
+        </m:r>
+        <m:r>
+          <m:rPr>
+            <m:sty m:val="p"/>
+          </m:rPr>
+          <m:t>)</m:t>
+        </m:r>
+      </m:oMath>
+    </w:p>
+    <w:p>
+      <w:pPr>
+        <w:pStyle w:val="BodyText"/>
+      </w:pPr>
+      <w:r>
+        <w:t xml:space="preserve">1.2.</w:t>
+      </w:r>
+      <w:r>
+        <w:t xml:space="preserve"> </w:t>
+      </w:r>
+      <m:oMath>
+        <m:r>
+          <m:t> </m:t>
+        </m:r>
+        <m:r>
+          <m:rPr>
+            <m:sty m:val="p"/>
+          </m:rPr>
+          <m:t>(</m:t>
+        </m:r>
+        <m:r>
+          <m:t>8</m:t>
+        </m:r>
+        <m:r>
+          <m:rPr>
+            <m:sty m:val="p"/>
+          </m:rPr>
+          <m:t>+</m:t>
+        </m:r>
+        <m:r>
+          <m:t>6</m:t>
+        </m:r>
+        <m:r>
+          <m:t>i</m:t>
+        </m:r>
+        <m:r>
+          <m:rPr>
+            <m:sty m:val="p"/>
+          </m:rPr>
+          <m:t>)</m:t>
+        </m:r>
+        <m:r>
+          <m:rPr>
+            <m:sty m:val="p"/>
+          </m:rPr>
+          <m:t>+</m:t>
+        </m:r>
+        <m:r>
+          <m:rPr>
+            <m:sty m:val="p"/>
+          </m:rPr>
+          <m:t>(</m:t>
+        </m:r>
+        <m:r>
+          <m:t>2</m:t>
+        </m:r>
+        <m:r>
+          <m:rPr>
+            <m:sty m:val="p"/>
+          </m:rPr>
+          <m:t>−</m:t>
+        </m:r>
+        <m:r>
+          <m:t>4</m:t>
+        </m:r>
+        <m:r>
+          <m:t>i</m:t>
+        </m:r>
+        <m:r>
+          <m:rPr>
+            <m:sty m:val="p"/>
+          </m:rPr>
+          <m:t>)</m:t>
+        </m:r>
+      </m:oMath>
+    </w:p>
+    <w:p>
+      <w:pPr>
+        <w:pStyle w:val="BodyText"/>
+      </w:pPr>
+      <w:r>
+        <w:t xml:space="preserve">1.3.</w:t>
+      </w:r>
+      <w:r>
+        <w:t xml:space="preserve"> </w:t>
+      </w:r>
+      <m:oMath>
+        <m:r>
+          <m:t> </m:t>
+        </m:r>
+        <m:r>
+          <m:rPr>
+            <m:sty m:val="p"/>
+          </m:rPr>
+          <m:t>(</m:t>
+        </m:r>
+        <m:r>
+          <m:t>4</m:t>
+        </m:r>
+        <m:r>
+          <m:rPr>
+            <m:sty m:val="p"/>
+          </m:rPr>
+          <m:t>−</m:t>
+        </m:r>
+        <m:r>
+          <m:t>i</m:t>
+        </m:r>
+        <m:rad>
+          <m:radPr>
+            <m:degHide m:val="on"/>
+          </m:radPr>
+          <m:deg/>
           <m:e>
             <m:r>
+              <m:t>2</m:t>
+            </m:r>
+          </m:e>
+        </m:rad>
+        <m:r>
+          <m:rPr>
+            <m:sty m:val="p"/>
+          </m:rPr>
+          <m:t>)</m:t>
+        </m:r>
+        <m:r>
+          <m:rPr>
+            <m:sty m:val="p"/>
+          </m:rPr>
+          <m:t>−</m:t>
+        </m:r>
+        <m:r>
+          <m:rPr>
+            <m:sty m:val="p"/>
+          </m:rPr>
+          <m:t>(</m:t>
+        </m:r>
+        <m:r>
+          <m:t>3</m:t>
+        </m:r>
+        <m:r>
+          <m:rPr>
+            <m:sty m:val="p"/>
+          </m:rPr>
+          <m:t>+</m:t>
+        </m:r>
+        <m:r>
+          <m:t>i</m:t>
+        </m:r>
+        <m:rad>
+          <m:radPr>
+            <m:degHide m:val="on"/>
+          </m:radPr>
+          <m:deg/>
+          <m:e>
+            <m:r>
+              <m:t>7</m:t>
+            </m:r>
+          </m:e>
+        </m:rad>
+        <m:r>
+          <m:rPr>
+            <m:sty m:val="p"/>
+          </m:rPr>
+          <m:t>)</m:t>
+        </m:r>
+      </m:oMath>
+    </w:p>
+    <w:p>
+      <w:pPr>
+        <w:pStyle w:val="BodyText"/>
+      </w:pPr>
+      <w:r>
+        <w:t xml:space="preserve">1.4.</w:t>
+      </w:r>
+      <w:r>
+        <w:t xml:space="preserve"> </w:t>
+      </w:r>
+      <m:oMath>
+        <m:r>
+          <m:t> </m:t>
+        </m:r>
+        <m:r>
+          <m:rPr>
+            <m:sty m:val="p"/>
+          </m:rPr>
+          <m:t>(</m:t>
+        </m:r>
+        <m:rad>
+          <m:radPr>
+            <m:degHide m:val="on"/>
+          </m:radPr>
+          <m:deg/>
+          <m:e>
+            <m:r>
+              <m:t>8</m:t>
+            </m:r>
+          </m:e>
+        </m:rad>
+        <m:r>
+          <m:rPr>
+            <m:sty m:val="p"/>
+          </m:rPr>
+          <m:t>+</m:t>
+        </m:r>
+        <m:r>
+          <m:t>4</m:t>
+        </m:r>
+        <m:r>
+          <m:t>i</m:t>
+        </m:r>
+        <m:r>
+          <m:rPr>
+            <m:sty m:val="p"/>
+          </m:rPr>
+          <m:t>)</m:t>
+        </m:r>
+        <m:r>
+          <m:rPr>
+            <m:sty m:val="p"/>
+          </m:rPr>
+          <m:t>−</m:t>
+        </m:r>
+        <m:r>
+          <m:rPr>
+            <m:sty m:val="p"/>
+          </m:rPr>
+          <m:t>(</m:t>
+        </m:r>
+        <m:rad>
+          <m:radPr>
+            <m:degHide m:val="on"/>
+          </m:radPr>
+          <m:deg/>
+          <m:e>
+            <m:r>
               <m:t>5</m:t>
             </m:r>
-            <m:r>
-              <m:rPr>
-                <m:sty m:val="p"/>
-              </m:rPr>
-              <m:t>+</m:t>
-            </m:r>
+          </m:e>
+        </m:rad>
+        <m:r>
+          <m:rPr>
+            <m:sty m:val="p"/>
+          </m:rPr>
+          <m:t>+</m:t>
+        </m:r>
+        <m:r>
+          <m:t>2</m:t>
+        </m:r>
+        <m:r>
+          <m:t>i</m:t>
+        </m:r>
+        <m:r>
+          <m:rPr>
+            <m:sty m:val="p"/>
+          </m:rPr>
+          <m:t>)</m:t>
+        </m:r>
+      </m:oMath>
+    </w:p>
+    <w:p>
+      <w:pPr>
+        <w:pStyle w:val="BodyText"/>
+      </w:pPr>
+      <w:r>
+        <w:t xml:space="preserve">1.5.</w:t>
+      </w:r>
+      <w:r>
+        <w:t xml:space="preserve"> </w:t>
+      </w:r>
+      <m:oMath>
+        <m:r>
+          <m:t> </m:t>
+        </m:r>
+        <m:r>
+          <m:rPr>
+            <m:sty m:val="p"/>
+          </m:rPr>
+          <m:t>(</m:t>
+        </m:r>
+        <m:rad>
+          <m:radPr>
+            <m:degHide m:val="on"/>
+          </m:radPr>
+          <m:deg/>
+          <m:e>
             <m:r>
               <m:t>7</m:t>
             </m:r>
-            <m:r>
-              <m:t>i</m:t>
-            </m:r>
           </m:e>
-        </m:d>
+        </m:rad>
+        <m:r>
+          <m:rPr>
+            <m:sty m:val="p"/>
+          </m:rPr>
+          <m:t>+</m:t>
+        </m:r>
+        <m:r>
+          <m:t>3</m:t>
+        </m:r>
+        <m:r>
+          <m:t>i</m:t>
+        </m:r>
+        <m:r>
+          <m:rPr>
+            <m:sty m:val="p"/>
+          </m:rPr>
+          <m:t>)</m:t>
+        </m:r>
+        <m:r>
+          <m:rPr>
+            <m:sty m:val="p"/>
+          </m:rPr>
+          <m:t>+</m:t>
+        </m:r>
+        <m:r>
+          <m:rPr>
+            <m:sty m:val="p"/>
+          </m:rPr>
+          <m:t>(</m:t>
+        </m:r>
+        <m:r>
+          <m:t>2</m:t>
+        </m:r>
         <m:r>
           <m:rPr>
             <m:sty m:val="p"/>
           </m:rPr>
           <m:t>−</m:t>
         </m:r>
-        <m:d>
-          <m:dPr>
-            <m:begChr m:val="("/>
-            <m:sepChr m:val=""/>
-            <m:endChr m:val=")"/>
-            <m:grow/>
-          </m:dPr>
+        <m:r>
+          <m:t>i</m:t>
+        </m:r>
+        <m:r>
+          <m:rPr>
+            <m:sty m:val="p"/>
+          </m:rPr>
+          <m:t>)</m:t>
+        </m:r>
+      </m:oMath>
+    </w:p>
+    <w:p>
+      <w:pPr>
+        <w:pStyle w:val="BodyText"/>
+      </w:pPr>
+      <w:r>
+        <w:t xml:space="preserve">1.6.</w:t>
+      </w:r>
+      <w:r>
+        <w:t xml:space="preserve"> </w:t>
+      </w:r>
+      <m:oMath>
+        <m:r>
+          <m:t> </m:t>
+        </m:r>
+        <m:r>
+          <m:rPr>
+            <m:sty m:val="p"/>
+          </m:rPr>
+          <m:t>(</m:t>
+        </m:r>
+        <m:r>
+          <m:t>5</m:t>
+        </m:r>
+        <m:r>
+          <m:rPr>
+            <m:sty m:val="p"/>
+          </m:rPr>
+          <m:t>+</m:t>
+        </m:r>
+        <m:r>
+          <m:t>i</m:t>
+        </m:r>
+        <m:rad>
+          <m:radPr>
+            <m:degHide m:val="on"/>
+          </m:radPr>
+          <m:deg/>
           <m:e>
             <m:r>
               <m:t>2</m:t>
             </m:r>
-            <m:r>
-              <m:rPr>
-                <m:sty m:val="p"/>
-              </m:rPr>
-              <m:t>+</m:t>
-            </m:r>
+          </m:e>
+        </m:rad>
+        <m:r>
+          <m:rPr>
+            <m:sty m:val="p"/>
+          </m:rPr>
+          <m:t>)</m:t>
+        </m:r>
+        <m:r>
+          <m:rPr>
+            <m:sty m:val="p"/>
+          </m:rPr>
+          <m:t>−</m:t>
+        </m:r>
+        <m:r>
+          <m:rPr>
+            <m:sty m:val="p"/>
+          </m:rPr>
+          <m:t>(</m:t>
+        </m:r>
+        <m:r>
+          <m:t>7</m:t>
+        </m:r>
+        <m:r>
+          <m:rPr>
+            <m:sty m:val="p"/>
+          </m:rPr>
+          <m:t>−</m:t>
+        </m:r>
+        <m:r>
+          <m:t>i</m:t>
+        </m:r>
+        <m:r>
+          <m:rPr>
+            <m:sty m:val="p"/>
+          </m:rPr>
+          <m:t>)</m:t>
+        </m:r>
+        <m:r>
+          <m:rPr>
+            <m:sty m:val="p"/>
+          </m:rPr>
+          <m:t>+</m:t>
+        </m:r>
+        <m:r>
+          <m:rPr>
+            <m:sty m:val="p"/>
+          </m:rPr>
+          <m:t>(</m:t>
+        </m:r>
+        <m:rad>
+          <m:radPr>
+            <m:degHide m:val="on"/>
+          </m:radPr>
+          <m:deg/>
+          <m:e>
             <m:r>
               <m:t>3</m:t>
             </m:r>
-            <m:r>
-              <m:t>i</m:t>
-            </m:r>
           </m:e>
-        </m:d>
+        </m:rad>
+        <m:r>
+          <m:rPr>
+            <m:sty m:val="p"/>
+          </m:rPr>
+          <m:t>+</m:t>
+        </m:r>
+        <m:r>
+          <m:t>4</m:t>
+        </m:r>
+        <m:r>
+          <m:t>i</m:t>
+        </m:r>
+        <m:r>
+          <m:rPr>
+            <m:sty m:val="p"/>
+          </m:rPr>
+          <m:t>)</m:t>
+        </m:r>
       </m:oMath>
     </w:p>
+    <w:bookmarkEnd w:id="10"/>
+    <w:bookmarkStart w:id="11" w:name="q2"/>
+    <w:p>
+      <w:pPr>
+        <w:pStyle w:val="Heading2"/>
+      </w:pPr>
+      <w:r>
+        <w:t xml:space="preserve">Q2</w:t>
+      </w:r>
+    </w:p>
+    <w:p>
+      <w:pPr>
+        <w:pStyle w:val="FirstParagraph"/>
+      </w:pPr>
+      <w:r>
+        <w:t xml:space="preserve">Work out each of the following expressions, expressing your answer in the form</w:t>
+      </w:r>
+      <w:r>
+        <w:t xml:space="preserve"> </w:t>
+      </w:r>
+      <m:oMath>
+        <m:r>
+          <m:t>a</m:t>
+        </m:r>
+        <m:r>
+          <m:rPr>
+            <m:sty m:val="p"/>
+          </m:rPr>
+          <m:t>+</m:t>
+        </m:r>
+        <m:r>
+          <m:t>b</m:t>
+        </m:r>
+        <m:r>
+          <m:t>i</m:t>
+        </m:r>
+      </m:oMath>
+      <w:r>
+        <w:t xml:space="preserve"> </w:t>
+      </w:r>
+      <w:r>
+        <w:t xml:space="preserve">where</w:t>
+      </w:r>
+      <w:r>
+        <w:t xml:space="preserve"> </w:t>
+      </w:r>
+      <m:oMath>
+        <m:r>
+          <m:t>a</m:t>
+        </m:r>
+      </m:oMath>
+      <w:r>
+        <w:t xml:space="preserve"> </w:t>
+      </w:r>
+      <w:r>
+        <w:t xml:space="preserve">is the real part and</w:t>
+      </w:r>
+      <w:r>
+        <w:t xml:space="preserve"> </w:t>
+      </w:r>
+      <m:oMath>
+        <m:r>
+          <m:t>b</m:t>
+        </m:r>
+      </m:oMath>
+      <w:r>
+        <w:t xml:space="preserve"> </w:t>
+      </w:r>
+      <w:r>
+        <w:t xml:space="preserve">is the imaginary part.</w:t>
+      </w:r>
+    </w:p>
     <w:p>
       <w:pPr>
         <w:pStyle w:val="BodyText"/>
       </w:pPr>
       <w:r>
-        <w:t xml:space="preserve">1.2.</w:t>
+        <w:t xml:space="preserve">2.1.</w:t>
       </w:r>
       <w:r>
         <w:t xml:space="preserve"> </w:t>
@@ -227,62 +766,60 @@
         <m:r>
           <m:t> </m:t>
         </m:r>
-        <m:d>
-          <m:dPr>
-            <m:begChr m:val="("/>
-            <m:sepChr m:val=""/>
-            <m:endChr m:val=")"/>
-            <m:grow/>
-          </m:dPr>
-          <m:e>
-            <m:r>
-              <m:t>8</m:t>
-            </m:r>
-            <m:r>
-              <m:rPr>
-                <m:sty m:val="p"/>
-              </m:rPr>
-              <m:t>+</m:t>
-            </m:r>
-            <m:r>
-              <m:t>6</m:t>
-            </m:r>
-            <m:r>
-              <m:t>i</m:t>
-            </m:r>
-          </m:e>
-        </m:d>
+        <m:r>
+          <m:rPr>
+            <m:sty m:val="p"/>
+          </m:rPr>
+          <m:t>(</m:t>
+        </m:r>
+        <m:r>
+          <m:t>2</m:t>
+        </m:r>
         <m:r>
           <m:rPr>
             <m:sty m:val="p"/>
           </m:rPr>
           <m:t>+</m:t>
         </m:r>
-        <m:d>
-          <m:dPr>
-            <m:begChr m:val="("/>
-            <m:sepChr m:val=""/>
-            <m:endChr m:val=")"/>
-            <m:grow/>
-          </m:dPr>
-          <m:e>
-            <m:r>
-              <m:t>2</m:t>
-            </m:r>
-            <m:r>
-              <m:rPr>
-                <m:sty m:val="p"/>
-              </m:rPr>
-              <m:t>−</m:t>
-            </m:r>
-            <m:r>
-              <m:t>4</m:t>
-            </m:r>
-            <m:r>
-              <m:t>i</m:t>
-            </m:r>
-          </m:e>
-        </m:d>
+        <m:r>
+          <m:t>3</m:t>
+        </m:r>
+        <m:r>
+          <m:t>i</m:t>
+        </m:r>
+        <m:r>
+          <m:rPr>
+            <m:sty m:val="p"/>
+          </m:rPr>
+          <m:t>)</m:t>
+        </m:r>
+        <m:r>
+          <m:rPr>
+            <m:sty m:val="p"/>
+          </m:rPr>
+          <m:t>(</m:t>
+        </m:r>
+        <m:r>
+          <m:t>4</m:t>
+        </m:r>
+        <m:r>
+          <m:rPr>
+            <m:sty m:val="p"/>
+          </m:rPr>
+          <m:t>+</m:t>
+        </m:r>
+        <m:r>
+          <m:t>5</m:t>
+        </m:r>
+        <m:r>
+          <m:t>i</m:t>
+        </m:r>
+        <m:r>
+          <m:rPr>
+            <m:sty m:val="p"/>
+          </m:rPr>
+          <m:t>)</m:t>
+        </m:r>
       </m:oMath>
     </w:p>
     <w:p>
@@ -290,7 +827,7 @@
         <w:pStyle w:val="BodyText"/>
       </w:pPr>
       <w:r>
-        <w:t xml:space="preserve">1.3.</w:t>
+        <w:t xml:space="preserve">2.2.</w:t>
       </w:r>
       <w:r>
         <w:t xml:space="preserve"> </w:t>
@@ -299,78 +836,54 @@
         <m:r>
           <m:t> </m:t>
         </m:r>
-        <m:d>
-          <m:dPr>
-            <m:begChr m:val="("/>
-            <m:sepChr m:val=""/>
-            <m:endChr m:val=")"/>
-            <m:grow/>
-          </m:dPr>
-          <m:e>
-            <m:r>
-              <m:t>4</m:t>
-            </m:r>
-            <m:r>
-              <m:rPr>
-                <m:sty m:val="p"/>
-              </m:rPr>
-              <m:t>−</m:t>
-            </m:r>
-            <m:r>
-              <m:t>i</m:t>
-            </m:r>
-            <m:rad>
-              <m:radPr>
-                <m:degHide m:val="on"/>
-              </m:radPr>
-              <m:deg/>
-              <m:e>
-                <m:r>
-                  <m:t>2</m:t>
-                </m:r>
-              </m:e>
-            </m:rad>
-          </m:e>
-        </m:d>
+        <m:r>
+          <m:rPr>
+            <m:sty m:val="p"/>
+          </m:rPr>
+          <m:t>(</m:t>
+        </m:r>
+        <m:r>
+          <m:t>3</m:t>
+        </m:r>
+        <m:r>
+          <m:rPr>
+            <m:sty m:val="p"/>
+          </m:rPr>
+          <m:t>+</m:t>
+        </m:r>
+        <m:r>
+          <m:t>i</m:t>
+        </m:r>
+        <m:r>
+          <m:rPr>
+            <m:sty m:val="p"/>
+          </m:rPr>
+          <m:t>)</m:t>
+        </m:r>
+        <m:r>
+          <m:rPr>
+            <m:sty m:val="p"/>
+          </m:rPr>
+          <m:t>(</m:t>
+        </m:r>
+        <m:r>
+          <m:t>2</m:t>
+        </m:r>
         <m:r>
           <m:rPr>
             <m:sty m:val="p"/>
           </m:rPr>
           <m:t>−</m:t>
         </m:r>
-        <m:d>
-          <m:dPr>
-            <m:begChr m:val="("/>
-            <m:sepChr m:val=""/>
-            <m:endChr m:val=")"/>
-            <m:grow/>
-          </m:dPr>
-          <m:e>
-            <m:r>
-              <m:t>3</m:t>
-            </m:r>
-            <m:r>
-              <m:rPr>
-                <m:sty m:val="p"/>
-              </m:rPr>
-              <m:t>+</m:t>
-            </m:r>
-            <m:r>
-              <m:t>i</m:t>
-            </m:r>
-            <m:rad>
-              <m:radPr>
-                <m:degHide m:val="on"/>
-              </m:radPr>
-              <m:deg/>
-              <m:e>
-                <m:r>
-                  <m:t>7</m:t>
-                </m:r>
-              </m:e>
-            </m:rad>
-          </m:e>
-        </m:d>
+        <m:r>
+          <m:t>i</m:t>
+        </m:r>
+        <m:r>
+          <m:rPr>
+            <m:sty m:val="p"/>
+          </m:rPr>
+          <m:t>)</m:t>
+        </m:r>
       </m:oMath>
     </w:p>
     <w:p>
@@ -378,7 +891,7 @@
         <w:pStyle w:val="BodyText"/>
       </w:pPr>
       <w:r>
-        <w:t xml:space="preserve">1.4.</w:t>
+        <w:t xml:space="preserve">2.3.</w:t>
       </w:r>
       <w:r>
         <w:t xml:space="preserve"> </w:t>
@@ -387,78 +900,36 @@
         <m:r>
           <m:t> </m:t>
         </m:r>
-        <m:d>
-          <m:dPr>
-            <m:begChr m:val="("/>
-            <m:sepChr m:val=""/>
-            <m:endChr m:val=")"/>
-            <m:grow/>
-          </m:dPr>
-          <m:e>
-            <m:rad>
-              <m:radPr>
-                <m:degHide m:val="on"/>
-              </m:radPr>
-              <m:deg/>
-              <m:e>
-                <m:r>
-                  <m:t>8</m:t>
-                </m:r>
-              </m:e>
-            </m:rad>
-            <m:r>
-              <m:rPr>
-                <m:sty m:val="p"/>
-              </m:rPr>
-              <m:t>+</m:t>
-            </m:r>
-            <m:r>
-              <m:t>4</m:t>
-            </m:r>
-            <m:r>
-              <m:t>i</m:t>
-            </m:r>
-          </m:e>
-        </m:d>
-        <m:r>
-          <m:rPr>
-            <m:sty m:val="p"/>
-          </m:rPr>
-          <m:t>−</m:t>
-        </m:r>
-        <m:d>
-          <m:dPr>
-            <m:begChr m:val="("/>
-            <m:sepChr m:val=""/>
-            <m:endChr m:val=")"/>
-            <m:grow/>
-          </m:dPr>
-          <m:e>
-            <m:rad>
-              <m:radPr>
-                <m:degHide m:val="on"/>
-              </m:radPr>
-              <m:deg/>
-              <m:e>
-                <m:r>
-                  <m:t>5</m:t>
-                </m:r>
-              </m:e>
-            </m:rad>
-            <m:r>
-              <m:rPr>
-                <m:sty m:val="p"/>
-              </m:rPr>
-              <m:t>+</m:t>
-            </m:r>
-            <m:r>
-              <m:t>2</m:t>
-            </m:r>
-            <m:r>
-              <m:t>i</m:t>
-            </m:r>
-          </m:e>
-        </m:d>
+        <m:r>
+          <m:t>4</m:t>
+        </m:r>
+        <m:r>
+          <m:rPr>
+            <m:sty m:val="p"/>
+          </m:rPr>
+          <m:t>(</m:t>
+        </m:r>
+        <m:r>
+          <m:t>6</m:t>
+        </m:r>
+        <m:r>
+          <m:rPr>
+            <m:sty m:val="p"/>
+          </m:rPr>
+          <m:t>+</m:t>
+        </m:r>
+        <m:r>
+          <m:t>3</m:t>
+        </m:r>
+        <m:r>
+          <m:t>i</m:t>
+        </m:r>
+        <m:r>
+          <m:rPr>
+            <m:sty m:val="p"/>
+          </m:rPr>
+          <m:t>)</m:t>
+        </m:r>
       </m:oMath>
     </w:p>
     <w:p>
@@ -466,7 +937,7 @@
         <w:pStyle w:val="BodyText"/>
       </w:pPr>
       <w:r>
-        <w:t xml:space="preserve">1.5.</w:t>
+        <w:t xml:space="preserve">2.4.</w:t>
       </w:r>
       <w:r>
         <w:t xml:space="preserve"> </w:t>
@@ -475,465 +946,32 @@
         <m:r>
           <m:t> </m:t>
         </m:r>
-        <m:d>
-          <m:dPr>
-            <m:begChr m:val="("/>
-            <m:sepChr m:val=""/>
-            <m:endChr m:val=")"/>
-            <m:grow/>
-          </m:dPr>
-          <m:e>
-            <m:rad>
-              <m:radPr>
-                <m:degHide m:val="on"/>
-              </m:radPr>
-              <m:deg/>
-              <m:e>
-                <m:r>
-                  <m:t>7</m:t>
-                </m:r>
-              </m:e>
-            </m:rad>
-            <m:r>
-              <m:rPr>
-                <m:sty m:val="p"/>
-              </m:rPr>
-              <m:t>+</m:t>
-            </m:r>
-            <m:r>
-              <m:t>3</m:t>
-            </m:r>
-            <m:r>
-              <m:t>i</m:t>
-            </m:r>
-          </m:e>
-        </m:d>
+        <m:r>
+          <m:rPr>
+            <m:sty m:val="p"/>
+          </m:rPr>
+          <m:t>(</m:t>
+        </m:r>
+        <m:r>
+          <m:t>1</m:t>
+        </m:r>
         <m:r>
           <m:rPr>
             <m:sty m:val="p"/>
           </m:rPr>
           <m:t>+</m:t>
         </m:r>
-        <m:d>
-          <m:dPr>
-            <m:begChr m:val="("/>
-            <m:sepChr m:val=""/>
-            <m:endChr m:val=")"/>
-            <m:grow/>
-          </m:dPr>
-          <m:e>
-            <m:r>
-              <m:t>2</m:t>
-            </m:r>
-            <m:r>
-              <m:rPr>
-                <m:sty m:val="p"/>
-              </m:rPr>
-              <m:t>−</m:t>
-            </m:r>
-            <m:r>
-              <m:t>i</m:t>
-            </m:r>
-          </m:e>
-        </m:d>
-      </m:oMath>
-    </w:p>
-    <w:p>
-      <w:pPr>
-        <w:pStyle w:val="BodyText"/>
-      </w:pPr>
-      <w:r>
-        <w:t xml:space="preserve">1.6.</w:t>
-      </w:r>
-      <w:r>
-        <w:t xml:space="preserve"> </w:t>
-      </w:r>
-      <m:oMath>
-        <m:r>
-          <m:t> </m:t>
-        </m:r>
-        <m:d>
-          <m:dPr>
-            <m:begChr m:val="("/>
-            <m:sepChr m:val=""/>
-            <m:endChr m:val=")"/>
-            <m:grow/>
-          </m:dPr>
-          <m:e>
-            <m:r>
-              <m:t>5</m:t>
-            </m:r>
-            <m:r>
-              <m:rPr>
-                <m:sty m:val="p"/>
-              </m:rPr>
-              <m:t>+</m:t>
-            </m:r>
-            <m:r>
-              <m:t>i</m:t>
-            </m:r>
-            <m:rad>
-              <m:radPr>
-                <m:degHide m:val="on"/>
-              </m:radPr>
-              <m:deg/>
-              <m:e>
-                <m:r>
-                  <m:t>2</m:t>
-                </m:r>
-              </m:e>
-            </m:rad>
-          </m:e>
-        </m:d>
-        <m:r>
-          <m:rPr>
-            <m:sty m:val="p"/>
-          </m:rPr>
-          <m:t>−</m:t>
-        </m:r>
-        <m:d>
-          <m:dPr>
-            <m:begChr m:val="("/>
-            <m:sepChr m:val=""/>
-            <m:endChr m:val=")"/>
-            <m:grow/>
-          </m:dPr>
-          <m:e>
-            <m:r>
-              <m:t>7</m:t>
-            </m:r>
-            <m:r>
-              <m:rPr>
-                <m:sty m:val="p"/>
-              </m:rPr>
-              <m:t>−</m:t>
-            </m:r>
-            <m:r>
-              <m:t>i</m:t>
-            </m:r>
-          </m:e>
-        </m:d>
-        <m:r>
-          <m:rPr>
-            <m:sty m:val="p"/>
-          </m:rPr>
-          <m:t>+</m:t>
-        </m:r>
-        <m:d>
-          <m:dPr>
-            <m:begChr m:val="("/>
-            <m:sepChr m:val=""/>
-            <m:endChr m:val=")"/>
-            <m:grow/>
-          </m:dPr>
-          <m:e>
-            <m:rad>
-              <m:radPr>
-                <m:degHide m:val="on"/>
-              </m:radPr>
-              <m:deg/>
-              <m:e>
-                <m:r>
-                  <m:t>3</m:t>
-                </m:r>
-              </m:e>
-            </m:rad>
-            <m:r>
-              <m:rPr>
-                <m:sty m:val="p"/>
-              </m:rPr>
-              <m:t>+</m:t>
-            </m:r>
-            <m:r>
-              <m:t>4</m:t>
-            </m:r>
-            <m:r>
-              <m:t>i</m:t>
-            </m:r>
-          </m:e>
-        </m:d>
-      </m:oMath>
-    </w:p>
-    <w:bookmarkEnd w:id="21"/>
-    <w:bookmarkStart w:id="22" w:name="q2"/>
-    <w:p>
-      <w:pPr>
-        <w:pStyle w:val="Heading2"/>
-      </w:pPr>
-      <w:r>
-        <w:t xml:space="preserve">Q2</w:t>
-      </w:r>
-    </w:p>
-    <w:p>
-      <w:pPr>
-        <w:pStyle w:val="FirstParagraph"/>
-      </w:pPr>
-      <w:r>
-        <w:t xml:space="preserve">Work out each of the following expressions, expressing your answer in the form</w:t>
-      </w:r>
-      <w:r>
-        <w:t xml:space="preserve"> </w:t>
-      </w:r>
-      <m:oMath>
-        <m:r>
-          <m:t>a</m:t>
-        </m:r>
-        <m:r>
-          <m:rPr>
-            <m:sty m:val="p"/>
-          </m:rPr>
-          <m:t>+</m:t>
-        </m:r>
-        <m:r>
-          <m:t>b</m:t>
-        </m:r>
         <m:r>
           <m:t>i</m:t>
-        </m:r>
-      </m:oMath>
-      <w:r>
-        <w:t xml:space="preserve"> </w:t>
-      </w:r>
-      <w:r>
-        <w:t xml:space="preserve">where</w:t>
-      </w:r>
-      <w:r>
-        <w:t xml:space="preserve"> </w:t>
-      </w:r>
-      <m:oMath>
-        <m:r>
-          <m:t>a</m:t>
-        </m:r>
-      </m:oMath>
-      <w:r>
-        <w:t xml:space="preserve"> </w:t>
-      </w:r>
-      <w:r>
-        <w:t xml:space="preserve">is the real part and</w:t>
-      </w:r>
-      <w:r>
-        <w:t xml:space="preserve"> </w:t>
-      </w:r>
-      <m:oMath>
-        <m:r>
-          <m:t>b</m:t>
-        </m:r>
-      </m:oMath>
-      <w:r>
-        <w:t xml:space="preserve"> </w:t>
-      </w:r>
-      <w:r>
-        <w:t xml:space="preserve">is the imaginary part.</w:t>
-      </w:r>
-    </w:p>
-    <w:p>
-      <w:pPr>
-        <w:pStyle w:val="BodyText"/>
-      </w:pPr>
-      <w:r>
-        <w:t xml:space="preserve">2.1.</w:t>
-      </w:r>
-      <w:r>
-        <w:t xml:space="preserve"> </w:t>
-      </w:r>
-      <m:oMath>
-        <m:r>
-          <m:t> </m:t>
-        </m:r>
-        <m:d>
-          <m:dPr>
-            <m:begChr m:val="("/>
-            <m:sepChr m:val=""/>
-            <m:endChr m:val=")"/>
-            <m:grow/>
-          </m:dPr>
-          <m:e>
-            <m:r>
-              <m:t>2</m:t>
-            </m:r>
-            <m:r>
-              <m:rPr>
-                <m:sty m:val="p"/>
-              </m:rPr>
-              <m:t>+</m:t>
-            </m:r>
-            <m:r>
-              <m:t>3</m:t>
-            </m:r>
-            <m:r>
-              <m:t>i</m:t>
-            </m:r>
-          </m:e>
-        </m:d>
-        <m:d>
-          <m:dPr>
-            <m:begChr m:val="("/>
-            <m:sepChr m:val=""/>
-            <m:endChr m:val=")"/>
-            <m:grow/>
-          </m:dPr>
-          <m:e>
-            <m:r>
-              <m:t>4</m:t>
-            </m:r>
-            <m:r>
-              <m:rPr>
-                <m:sty m:val="p"/>
-              </m:rPr>
-              <m:t>+</m:t>
-            </m:r>
-            <m:r>
-              <m:t>5</m:t>
-            </m:r>
-            <m:r>
-              <m:t>i</m:t>
-            </m:r>
-          </m:e>
-        </m:d>
-      </m:oMath>
-    </w:p>
-    <w:p>
-      <w:pPr>
-        <w:pStyle w:val="BodyText"/>
-      </w:pPr>
-      <w:r>
-        <w:t xml:space="preserve">2.2.</w:t>
-      </w:r>
-      <w:r>
-        <w:t xml:space="preserve"> </w:t>
-      </w:r>
-      <m:oMath>
-        <m:r>
-          <m:t> </m:t>
-        </m:r>
-        <m:d>
-          <m:dPr>
-            <m:begChr m:val="("/>
-            <m:sepChr m:val=""/>
-            <m:endChr m:val=")"/>
-            <m:grow/>
-          </m:dPr>
-          <m:e>
-            <m:r>
-              <m:t>3</m:t>
-            </m:r>
-            <m:r>
-              <m:rPr>
-                <m:sty m:val="p"/>
-              </m:rPr>
-              <m:t>+</m:t>
-            </m:r>
-            <m:r>
-              <m:t>i</m:t>
-            </m:r>
-          </m:e>
-        </m:d>
-        <m:d>
-          <m:dPr>
-            <m:begChr m:val="("/>
-            <m:sepChr m:val=""/>
-            <m:endChr m:val=")"/>
-            <m:grow/>
-          </m:dPr>
-          <m:e>
-            <m:r>
-              <m:t>2</m:t>
-            </m:r>
-            <m:r>
-              <m:rPr>
-                <m:sty m:val="p"/>
-              </m:rPr>
-              <m:t>−</m:t>
-            </m:r>
-            <m:r>
-              <m:t>i</m:t>
-            </m:r>
-          </m:e>
-        </m:d>
-      </m:oMath>
-    </w:p>
-    <w:p>
-      <w:pPr>
-        <w:pStyle w:val="BodyText"/>
-      </w:pPr>
-      <w:r>
-        <w:t xml:space="preserve">2.3.</w:t>
-      </w:r>
-      <w:r>
-        <w:t xml:space="preserve"> </w:t>
-      </w:r>
-      <m:oMath>
-        <m:r>
-          <m:t> </m:t>
-        </m:r>
-        <m:r>
-          <m:t>4</m:t>
-        </m:r>
-        <m:d>
-          <m:dPr>
-            <m:begChr m:val="("/>
-            <m:sepChr m:val=""/>
-            <m:endChr m:val=")"/>
-            <m:grow/>
-          </m:dPr>
-          <m:e>
-            <m:r>
-              <m:t>6</m:t>
-            </m:r>
-            <m:r>
-              <m:rPr>
-                <m:sty m:val="p"/>
-              </m:rPr>
-              <m:t>+</m:t>
-            </m:r>
-            <m:r>
-              <m:t>3</m:t>
-            </m:r>
-            <m:r>
-              <m:t>i</m:t>
-            </m:r>
-          </m:e>
-        </m:d>
-      </m:oMath>
-    </w:p>
-    <w:p>
-      <w:pPr>
-        <w:pStyle w:val="BodyText"/>
-      </w:pPr>
-      <w:r>
-        <w:t xml:space="preserve">2.4.</w:t>
-      </w:r>
-      <w:r>
-        <w:t xml:space="preserve"> </w:t>
-      </w:r>
-      <m:oMath>
-        <m:r>
-          <m:t> </m:t>
         </m:r>
         <m:sSup>
           <m:e>
-            <m:d>
-              <m:dPr>
-                <m:begChr m:val="("/>
-                <m:sepChr m:val=""/>
-                <m:endChr m:val=")"/>
-                <m:grow/>
-              </m:dPr>
-              <m:e>
-                <m:r>
-                  <m:t>1</m:t>
-                </m:r>
-                <m:r>
-                  <m:rPr>
-                    <m:sty m:val="p"/>
-                  </m:rPr>
-                  <m:t>+</m:t>
-                </m:r>
-                <m:r>
-                  <m:t>i</m:t>
-                </m:r>
-              </m:e>
-            </m:d>
+            <m:r>
+              <m:rPr>
+                <m:sty m:val="p"/>
+              </m:rPr>
+              <m:t>)</m:t>
+            </m:r>
           </m:e>
           <m:sup>
             <m:r>
@@ -957,33 +995,35 @@
         <m:r>
           <m:t> </m:t>
         </m:r>
+        <m:r>
+          <m:rPr>
+            <m:sty m:val="p"/>
+          </m:rPr>
+          <m:t>(</m:t>
+        </m:r>
+        <m:r>
+          <m:t>3</m:t>
+        </m:r>
+        <m:r>
+          <m:rPr>
+            <m:sty m:val="p"/>
+          </m:rPr>
+          <m:t>+</m:t>
+        </m:r>
+        <m:r>
+          <m:t>2</m:t>
+        </m:r>
+        <m:r>
+          <m:t>i</m:t>
+        </m:r>
         <m:sSup>
           <m:e>
-            <m:d>
-              <m:dPr>
-                <m:begChr m:val="("/>
-                <m:sepChr m:val=""/>
-                <m:endChr m:val=")"/>
-                <m:grow/>
-              </m:dPr>
-              <m:e>
-                <m:r>
-                  <m:t>3</m:t>
-                </m:r>
-                <m:r>
-                  <m:rPr>
-                    <m:sty m:val="p"/>
-                  </m:rPr>
-                  <m:t>+</m:t>
-                </m:r>
-                <m:r>
-                  <m:t>2</m:t>
-                </m:r>
-                <m:r>
-                  <m:t>i</m:t>
-                </m:r>
-              </m:e>
-            </m:d>
+            <m:r>
+              <m:rPr>
+                <m:sty m:val="p"/>
+              </m:rPr>
+              <m:t>)</m:t>
+            </m:r>
           </m:e>
           <m:sup>
             <m:r>
@@ -1007,33 +1047,35 @@
         <m:r>
           <m:t> </m:t>
         </m:r>
+        <m:r>
+          <m:rPr>
+            <m:sty m:val="p"/>
+          </m:rPr>
+          <m:t>(</m:t>
+        </m:r>
+        <m:r>
+          <m:t>7</m:t>
+        </m:r>
+        <m:r>
+          <m:rPr>
+            <m:sty m:val="p"/>
+          </m:rPr>
+          <m:t>−</m:t>
+        </m:r>
+        <m:r>
+          <m:t>4</m:t>
+        </m:r>
+        <m:r>
+          <m:t>i</m:t>
+        </m:r>
         <m:sSup>
           <m:e>
-            <m:d>
-              <m:dPr>
-                <m:begChr m:val="("/>
-                <m:sepChr m:val=""/>
-                <m:endChr m:val=")"/>
-                <m:grow/>
-              </m:dPr>
-              <m:e>
-                <m:r>
-                  <m:t>7</m:t>
-                </m:r>
-                <m:r>
-                  <m:rPr>
-                    <m:sty m:val="p"/>
-                  </m:rPr>
-                  <m:t>−</m:t>
-                </m:r>
-                <m:r>
-                  <m:t>4</m:t>
-                </m:r>
-                <m:r>
-                  <m:t>i</m:t>
-                </m:r>
-              </m:e>
-            </m:d>
+            <m:r>
+              <m:rPr>
+                <m:sty m:val="p"/>
+              </m:rPr>
+              <m:t>)</m:t>
+            </m:r>
           </m:e>
           <m:sup>
             <m:r>
@@ -1041,79 +1083,83 @@
             </m:r>
           </m:sup>
         </m:sSup>
-        <m:d>
-          <m:dPr>
-            <m:begChr m:val="("/>
-            <m:sepChr m:val=""/>
-            <m:endChr m:val=")"/>
-            <m:grow/>
-          </m:dPr>
+        <m:r>
+          <m:rPr>
+            <m:sty m:val="p"/>
+          </m:rPr>
+          <m:t>(</m:t>
+        </m:r>
+        <m:r>
+          <m:t>i</m:t>
+        </m:r>
+        <m:r>
+          <m:rPr>
+            <m:sty m:val="p"/>
+          </m:rPr>
+          <m:t>−</m:t>
+        </m:r>
+        <m:r>
+          <m:t>2</m:t>
+        </m:r>
+        <m:r>
+          <m:rPr>
+            <m:sty m:val="p"/>
+          </m:rPr>
+          <m:t>)</m:t>
+        </m:r>
+      </m:oMath>
+    </w:p>
+    <w:p>
+      <w:pPr>
+        <w:pStyle w:val="BodyText"/>
+      </w:pPr>
+      <w:r>
+        <w:t xml:space="preserve">2.7.</w:t>
+      </w:r>
+      <w:r>
+        <w:t xml:space="preserve"> </w:t>
+      </w:r>
+      <m:oMath>
+        <m:r>
+          <m:t> </m:t>
+        </m:r>
+        <m:r>
+          <m:rPr>
+            <m:sty m:val="p"/>
+          </m:rPr>
+          <m:t>(</m:t>
+        </m:r>
+        <m:r>
+          <m:t>1</m:t>
+        </m:r>
+        <m:r>
+          <m:rPr>
+            <m:sty m:val="p"/>
+          </m:rPr>
+          <m:t>−</m:t>
+        </m:r>
+        <m:r>
+          <m:t>i</m:t>
+        </m:r>
+        <m:rad>
+          <m:radPr>
+            <m:degHide m:val="on"/>
+          </m:radPr>
+          <m:deg/>
           <m:e>
             <m:r>
-              <m:t>i</m:t>
-            </m:r>
-            <m:r>
-              <m:rPr>
-                <m:sty m:val="p"/>
-              </m:rPr>
-              <m:t>−</m:t>
-            </m:r>
-            <m:r>
-              <m:t>2</m:t>
+              <m:t>3</m:t>
             </m:r>
           </m:e>
-        </m:d>
-      </m:oMath>
-    </w:p>
-    <w:p>
-      <w:pPr>
-        <w:pStyle w:val="BodyText"/>
-      </w:pPr>
-      <w:r>
-        <w:t xml:space="preserve">2.7.</w:t>
-      </w:r>
-      <w:r>
-        <w:t xml:space="preserve"> </w:t>
-      </w:r>
-      <m:oMath>
-        <m:r>
-          <m:t> </m:t>
-        </m:r>
+        </m:rad>
         <m:sSup>
           <m:e>
-            <m:d>
-              <m:dPr>
-                <m:begChr m:val="("/>
-                <m:sepChr m:val=""/>
-                <m:endChr m:val=")"/>
-                <m:grow/>
-              </m:dPr>
-              <m:e>
-                <m:r>
-                  <m:t>1</m:t>
-                </m:r>
-                <m:r>
-                  <m:rPr>
-                    <m:sty m:val="p"/>
-                  </m:rPr>
-                  <m:t>−</m:t>
-                </m:r>
-                <m:r>
-                  <m:t>i</m:t>
-                </m:r>
-                <m:rad>
-                  <m:radPr>
-                    <m:degHide m:val="on"/>
-                  </m:radPr>
-                  <m:deg/>
-                  <m:e>
-                    <m:r>
-                      <m:t>3</m:t>
-                    </m:r>
-                  </m:e>
-                </m:rad>
-              </m:e>
-            </m:d>
+            <m:r>
+              <m:rPr>
+                <m:sty m:val="p"/>
+              </m:rPr>
+              <m:t>)</m:t>
+            </m:r>
           </m:e>
           <m:sup>
             <m:r>
@@ -1137,158 +1183,166 @@
         <m:r>
           <m:t> </m:t>
         </m:r>
-        <m:d>
-          <m:dPr>
-            <m:begChr m:val="("/>
-            <m:sepChr m:val=""/>
-            <m:endChr m:val=")"/>
-            <m:grow/>
-          </m:dPr>
+        <m:r>
+          <m:rPr>
+            <m:sty m:val="p"/>
+          </m:rPr>
+          <m:t>(</m:t>
+        </m:r>
+        <m:r>
+          <m:t>5</m:t>
+        </m:r>
+        <m:r>
+          <m:rPr>
+            <m:sty m:val="p"/>
+          </m:rPr>
+          <m:t>−</m:t>
+        </m:r>
+        <m:r>
+          <m:t>2</m:t>
+        </m:r>
+        <m:r>
+          <m:t>i</m:t>
+        </m:r>
+        <m:r>
+          <m:rPr>
+            <m:sty m:val="p"/>
+          </m:rPr>
+          <m:t>)</m:t>
+        </m:r>
+        <m:r>
+          <m:rPr>
+            <m:sty m:val="p"/>
+          </m:rPr>
+          <m:t>(</m:t>
+        </m:r>
+        <m:r>
+          <m:t>5</m:t>
+        </m:r>
+        <m:r>
+          <m:rPr>
+            <m:sty m:val="p"/>
+          </m:rPr>
+          <m:t>+</m:t>
+        </m:r>
+        <m:r>
+          <m:t>2</m:t>
+        </m:r>
+        <m:r>
+          <m:t>i</m:t>
+        </m:r>
+        <m:r>
+          <m:rPr>
+            <m:sty m:val="p"/>
+          </m:rPr>
+          <m:t>)</m:t>
+        </m:r>
+      </m:oMath>
+    </w:p>
+    <w:p>
+      <w:pPr>
+        <w:pStyle w:val="BodyText"/>
+      </w:pPr>
+      <w:r>
+        <w:t xml:space="preserve">2.9.</w:t>
+      </w:r>
+      <w:r>
+        <w:t xml:space="preserve"> </w:t>
+      </w:r>
+      <m:oMath>
+        <m:r>
+          <m:t> </m:t>
+        </m:r>
+        <m:r>
+          <m:rPr>
+            <m:sty m:val="p"/>
+          </m:rPr>
+          <m:t>(</m:t>
+        </m:r>
+        <m:rad>
+          <m:radPr>
+            <m:degHide m:val="on"/>
+          </m:radPr>
+          <m:deg/>
           <m:e>
             <m:r>
-              <m:t>5</m:t>
-            </m:r>
-            <m:r>
-              <m:rPr>
-                <m:sty m:val="p"/>
-              </m:rPr>
-              <m:t>−</m:t>
-            </m:r>
-            <m:r>
               <m:t>2</m:t>
             </m:r>
-            <m:r>
-              <m:t>i</m:t>
-            </m:r>
           </m:e>
-        </m:d>
-        <m:d>
-          <m:dPr>
-            <m:begChr m:val="("/>
-            <m:sepChr m:val=""/>
-            <m:endChr m:val=")"/>
-            <m:grow/>
-          </m:dPr>
+        </m:rad>
+        <m:r>
+          <m:rPr>
+            <m:sty m:val="p"/>
+          </m:rPr>
+          <m:t>+</m:t>
+        </m:r>
+        <m:r>
+          <m:t>i</m:t>
+        </m:r>
+        <m:rad>
+          <m:radPr>
+            <m:degHide m:val="on"/>
+          </m:radPr>
+          <m:deg/>
           <m:e>
             <m:r>
-              <m:t>5</m:t>
-            </m:r>
-            <m:r>
-              <m:rPr>
-                <m:sty m:val="p"/>
-              </m:rPr>
-              <m:t>+</m:t>
-            </m:r>
-            <m:r>
-              <m:t>2</m:t>
-            </m:r>
-            <m:r>
-              <m:t>i</m:t>
+              <m:t>3</m:t>
             </m:r>
           </m:e>
-        </m:d>
+        </m:rad>
+        <m:r>
+          <m:rPr>
+            <m:sty m:val="p"/>
+          </m:rPr>
+          <m:t>)</m:t>
+        </m:r>
+        <m:r>
+          <m:rPr>
+            <m:sty m:val="p"/>
+          </m:rPr>
+          <m:t>(</m:t>
+        </m:r>
+        <m:rad>
+          <m:radPr>
+            <m:degHide m:val="on"/>
+          </m:radPr>
+          <m:deg/>
+          <m:e>
+            <m:r>
+              <m:t>8</m:t>
+            </m:r>
+          </m:e>
+        </m:rad>
+        <m:r>
+          <m:rPr>
+            <m:sty m:val="p"/>
+          </m:rPr>
+          <m:t>−</m:t>
+        </m:r>
+        <m:r>
+          <m:t>i</m:t>
+        </m:r>
+        <m:rad>
+          <m:radPr>
+            <m:degHide m:val="on"/>
+          </m:radPr>
+          <m:deg/>
+          <m:e>
+            <m:r>
+              <m:t>3</m:t>
+            </m:r>
+          </m:e>
+        </m:rad>
+        <m:r>
+          <m:rPr>
+            <m:sty m:val="p"/>
+          </m:rPr>
+          <m:t>)</m:t>
+        </m:r>
       </m:oMath>
     </w:p>
-    <w:p>
-      <w:pPr>
-        <w:pStyle w:val="BodyText"/>
-      </w:pPr>
-      <w:r>
-        <w:t xml:space="preserve">2.9.</w:t>
-      </w:r>
-      <w:r>
-        <w:t xml:space="preserve"> </w:t>
-      </w:r>
-      <m:oMath>
-        <m:r>
-          <m:t> </m:t>
-        </m:r>
-        <m:d>
-          <m:dPr>
-            <m:begChr m:val="("/>
-            <m:sepChr m:val=""/>
-            <m:endChr m:val=")"/>
-            <m:grow/>
-          </m:dPr>
-          <m:e>
-            <m:rad>
-              <m:radPr>
-                <m:degHide m:val="on"/>
-              </m:radPr>
-              <m:deg/>
-              <m:e>
-                <m:r>
-                  <m:t>2</m:t>
-                </m:r>
-              </m:e>
-            </m:rad>
-            <m:r>
-              <m:rPr>
-                <m:sty m:val="p"/>
-              </m:rPr>
-              <m:t>+</m:t>
-            </m:r>
-            <m:r>
-              <m:t>i</m:t>
-            </m:r>
-            <m:rad>
-              <m:radPr>
-                <m:degHide m:val="on"/>
-              </m:radPr>
-              <m:deg/>
-              <m:e>
-                <m:r>
-                  <m:t>3</m:t>
-                </m:r>
-              </m:e>
-            </m:rad>
-          </m:e>
-        </m:d>
-        <m:d>
-          <m:dPr>
-            <m:begChr m:val="("/>
-            <m:sepChr m:val=""/>
-            <m:endChr m:val=")"/>
-            <m:grow/>
-          </m:dPr>
-          <m:e>
-            <m:rad>
-              <m:radPr>
-                <m:degHide m:val="on"/>
-              </m:radPr>
-              <m:deg/>
-              <m:e>
-                <m:r>
-                  <m:t>8</m:t>
-                </m:r>
-              </m:e>
-            </m:rad>
-            <m:r>
-              <m:rPr>
-                <m:sty m:val="p"/>
-              </m:rPr>
-              <m:t>−</m:t>
-            </m:r>
-            <m:r>
-              <m:t>i</m:t>
-            </m:r>
-            <m:rad>
-              <m:radPr>
-                <m:degHide m:val="on"/>
-              </m:radPr>
-              <m:deg/>
-              <m:e>
-                <m:r>
-                  <m:t>3</m:t>
-                </m:r>
-              </m:e>
-            </m:rad>
-          </m:e>
-        </m:d>
-      </m:oMath>
-    </w:p>
-    <w:bookmarkEnd w:id="22"/>
-    <w:bookmarkStart w:id="23" w:name="q3"/>
+    <w:bookmarkEnd w:id="11"/>
+    <w:bookmarkStart w:id="12" w:name="q3"/>
     <w:p>
       <w:pPr>
         <w:pStyle w:val="Heading2"/>
@@ -1812,8 +1866,8 @@
         </m:f>
       </m:oMath>
     </w:p>
-    <w:bookmarkEnd w:id="23"/>
-    <w:bookmarkStart w:id="25" w:name="q4"/>
+    <w:bookmarkEnd w:id="12"/>
+    <w:bookmarkStart w:id="14" w:name="q4"/>
     <w:p>
       <w:pPr>
         <w:pStyle w:val="Heading2"/>
@@ -1903,53 +1957,57 @@
             <m:type m:val="bar"/>
           </m:fPr>
           <m:num>
-            <m:d>
-              <m:dPr>
-                <m:begChr m:val="("/>
-                <m:sepChr m:val=""/>
-                <m:endChr m:val=")"/>
-                <m:grow/>
-              </m:dPr>
-              <m:e>
-                <m:r>
-                  <m:t>6</m:t>
-                </m:r>
-                <m:r>
-                  <m:rPr>
-                    <m:sty m:val="p"/>
-                  </m:rPr>
-                  <m:t>+</m:t>
-                </m:r>
-                <m:r>
-                  <m:t>4</m:t>
-                </m:r>
-                <m:r>
-                  <m:t>i</m:t>
-                </m:r>
-              </m:e>
-            </m:d>
-            <m:d>
-              <m:dPr>
-                <m:begChr m:val="("/>
-                <m:sepChr m:val=""/>
-                <m:endChr m:val=")"/>
-                <m:grow/>
-              </m:dPr>
-              <m:e>
-                <m:r>
-                  <m:t>3</m:t>
-                </m:r>
-                <m:r>
-                  <m:rPr>
-                    <m:sty m:val="p"/>
-                  </m:rPr>
-                  <m:t>−</m:t>
-                </m:r>
-                <m:r>
-                  <m:t>i</m:t>
-                </m:r>
-              </m:e>
-            </m:d>
+            <m:r>
+              <m:rPr>
+                <m:sty m:val="p"/>
+              </m:rPr>
+              <m:t>(</m:t>
+            </m:r>
+            <m:r>
+              <m:t>6</m:t>
+            </m:r>
+            <m:r>
+              <m:rPr>
+                <m:sty m:val="p"/>
+              </m:rPr>
+              <m:t>+</m:t>
+            </m:r>
+            <m:r>
+              <m:t>4</m:t>
+            </m:r>
+            <m:r>
+              <m:t>i</m:t>
+            </m:r>
+            <m:r>
+              <m:rPr>
+                <m:sty m:val="p"/>
+              </m:rPr>
+              <m:t>)</m:t>
+            </m:r>
+            <m:r>
+              <m:rPr>
+                <m:sty m:val="p"/>
+              </m:rPr>
+              <m:t>(</m:t>
+            </m:r>
+            <m:r>
+              <m:t>3</m:t>
+            </m:r>
+            <m:r>
+              <m:rPr>
+                <m:sty m:val="p"/>
+              </m:rPr>
+              <m:t>−</m:t>
+            </m:r>
+            <m:r>
+              <m:t>i</m:t>
+            </m:r>
+            <m:r>
+              <m:rPr>
+                <m:sty m:val="p"/>
+              </m:rPr>
+              <m:t>)</m:t>
+            </m:r>
           </m:num>
           <m:den>
             <m:r>
@@ -1982,62 +2040,66 @@
         <m:r>
           <m:t>i</m:t>
         </m:r>
-        <m:d>
-          <m:dPr>
-            <m:begChr m:val="("/>
-            <m:sepChr m:val=""/>
-            <m:endChr m:val=")"/>
-            <m:grow/>
-          </m:dPr>
-          <m:e>
-            <m:r>
-              <m:t>5</m:t>
-            </m:r>
-            <m:r>
-              <m:rPr>
-                <m:sty m:val="p"/>
-              </m:rPr>
-              <m:t>−</m:t>
-            </m:r>
-            <m:r>
-              <m:t>4</m:t>
-            </m:r>
-            <m:r>
-              <m:t>i</m:t>
-            </m:r>
-          </m:e>
-        </m:d>
+        <m:r>
+          <m:rPr>
+            <m:sty m:val="p"/>
+          </m:rPr>
+          <m:t>(</m:t>
+        </m:r>
+        <m:r>
+          <m:t>5</m:t>
+        </m:r>
+        <m:r>
+          <m:rPr>
+            <m:sty m:val="p"/>
+          </m:rPr>
+          <m:t>−</m:t>
+        </m:r>
+        <m:r>
+          <m:t>4</m:t>
+        </m:r>
+        <m:r>
+          <m:t>i</m:t>
+        </m:r>
+        <m:r>
+          <m:rPr>
+            <m:sty m:val="p"/>
+          </m:rPr>
+          <m:t>)</m:t>
+        </m:r>
         <m:r>
           <m:rPr>
             <m:sty m:val="p"/>
           </m:rPr>
           <m:t>+</m:t>
         </m:r>
-        <m:d>
-          <m:dPr>
-            <m:begChr m:val="("/>
-            <m:sepChr m:val=""/>
-            <m:endChr m:val=")"/>
-            <m:grow/>
-          </m:dPr>
-          <m:e>
-            <m:r>
-              <m:t>6</m:t>
-            </m:r>
-            <m:r>
-              <m:rPr>
-                <m:sty m:val="p"/>
-              </m:rPr>
-              <m:t>+</m:t>
-            </m:r>
-            <m:r>
-              <m:t>2</m:t>
-            </m:r>
-            <m:r>
-              <m:t>i</m:t>
-            </m:r>
-          </m:e>
-        </m:d>
+        <m:r>
+          <m:rPr>
+            <m:sty m:val="p"/>
+          </m:rPr>
+          <m:t>(</m:t>
+        </m:r>
+        <m:r>
+          <m:t>6</m:t>
+        </m:r>
+        <m:r>
+          <m:rPr>
+            <m:sty m:val="p"/>
+          </m:rPr>
+          <m:t>+</m:t>
+        </m:r>
+        <m:r>
+          <m:t>2</m:t>
+        </m:r>
+        <m:r>
+          <m:t>i</m:t>
+        </m:r>
+        <m:r>
+          <m:rPr>
+            <m:sty m:val="p"/>
+          </m:rPr>
+          <m:t>)</m:t>
+        </m:r>
       </m:oMath>
     </w:p>
     <w:p>
@@ -2054,84 +2116,90 @@
         <m:r>
           <m:t> </m:t>
         </m:r>
-        <m:d>
-          <m:dPr>
-            <m:begChr m:val="("/>
-            <m:sepChr m:val=""/>
-            <m:endChr m:val=")"/>
-            <m:grow/>
-          </m:dPr>
-          <m:e>
-            <m:r>
-              <m:t>2</m:t>
-            </m:r>
-            <m:r>
-              <m:rPr>
-                <m:sty m:val="p"/>
-              </m:rPr>
-              <m:t>+</m:t>
-            </m:r>
-            <m:r>
-              <m:t>3</m:t>
-            </m:r>
-            <m:r>
-              <m:t>i</m:t>
-            </m:r>
-          </m:e>
-        </m:d>
-        <m:d>
-          <m:dPr>
-            <m:begChr m:val="("/>
-            <m:sepChr m:val=""/>
-            <m:endChr m:val=")"/>
-            <m:grow/>
-          </m:dPr>
-          <m:e>
-            <m:r>
-              <m:t>1</m:t>
-            </m:r>
-            <m:r>
-              <m:rPr>
-                <m:sty m:val="p"/>
-              </m:rPr>
-              <m:t>−</m:t>
-            </m:r>
-            <m:r>
-              <m:t>i</m:t>
-            </m:r>
-          </m:e>
-        </m:d>
+        <m:r>
+          <m:rPr>
+            <m:sty m:val="p"/>
+          </m:rPr>
+          <m:t>(</m:t>
+        </m:r>
+        <m:r>
+          <m:t>2</m:t>
+        </m:r>
+        <m:r>
+          <m:rPr>
+            <m:sty m:val="p"/>
+          </m:rPr>
+          <m:t>+</m:t>
+        </m:r>
+        <m:r>
+          <m:t>3</m:t>
+        </m:r>
+        <m:r>
+          <m:t>i</m:t>
+        </m:r>
+        <m:r>
+          <m:rPr>
+            <m:sty m:val="p"/>
+          </m:rPr>
+          <m:t>)</m:t>
+        </m:r>
+        <m:r>
+          <m:rPr>
+            <m:sty m:val="p"/>
+          </m:rPr>
+          <m:t>(</m:t>
+        </m:r>
+        <m:r>
+          <m:t>1</m:t>
+        </m:r>
         <m:r>
           <m:rPr>
             <m:sty m:val="p"/>
           </m:rPr>
           <m:t>−</m:t>
         </m:r>
-        <m:d>
-          <m:dPr>
-            <m:begChr m:val="("/>
-            <m:sepChr m:val=""/>
-            <m:endChr m:val=")"/>
-            <m:grow/>
-          </m:dPr>
-          <m:e>
-            <m:r>
-              <m:t>5</m:t>
-            </m:r>
-            <m:r>
-              <m:rPr>
-                <m:sty m:val="p"/>
-              </m:rPr>
-              <m:t>−</m:t>
-            </m:r>
-            <m:r>
-              <m:t>4</m:t>
-            </m:r>
-            <m:r>
-              <m:t>i</m:t>
-            </m:r>
-          </m:e>
-        </m:d>
+        <m:r>
+          <m:t>i</m:t>
+        </m:r>
+        <m:r>
+          <m:rPr>
+            <m:sty m:val="p"/>
+          </m:rPr>
+          <m:t>)</m:t>
+        </m:r>
+        <m:r>
+          <m:rPr>
+            <m:sty m:val="p"/>
+          </m:rPr>
+          <m:t>−</m:t>
+        </m:r>
+        <m:r>
+          <m:rPr>
+            <m:sty m:val="p"/>
+          </m:rPr>
+          <m:t>(</m:t>
+        </m:r>
+        <m:r>
+          <m:t>5</m:t>
+        </m:r>
+        <m:r>
+          <m:rPr>
+            <m:sty m:val="p"/>
+          </m:rPr>
+          <m:t>−</m:t>
+        </m:r>
+        <m:r>
+          <m:t>4</m:t>
+        </m:r>
+        <m:r>
+          <m:t>i</m:t>
+        </m:r>
+        <m:r>
+          <m:rPr>
+            <m:sty m:val="p"/>
+          </m:rPr>
+          <m:t>)</m:t>
+        </m:r>
       </m:oMath>
     </w:p>
     <w:p>
@@ -2153,59 +2221,63 @@
             <m:type m:val="bar"/>
           </m:fPr>
           <m:num>
-            <m:d>
-              <m:dPr>
-                <m:begChr m:val="("/>
-                <m:sepChr m:val=""/>
-                <m:endChr m:val=")"/>
-                <m:grow/>
-              </m:dPr>
-              <m:e>
-                <m:r>
-                  <m:t>5</m:t>
-                </m:r>
-                <m:r>
-                  <m:rPr>
-                    <m:sty m:val="p"/>
-                  </m:rPr>
-                  <m:t>+</m:t>
-                </m:r>
-                <m:r>
-                  <m:t>2</m:t>
-                </m:r>
-                <m:r>
-                  <m:t>i</m:t>
-                </m:r>
-              </m:e>
-            </m:d>
+            <m:r>
+              <m:rPr>
+                <m:sty m:val="p"/>
+              </m:rPr>
+              <m:t>(</m:t>
+            </m:r>
+            <m:r>
+              <m:t>5</m:t>
+            </m:r>
             <m:r>
               <m:rPr>
                 <m:sty m:val="p"/>
               </m:rPr>
               <m:t>+</m:t>
             </m:r>
-            <m:d>
-              <m:dPr>
-                <m:begChr m:val="("/>
-                <m:sepChr m:val=""/>
-                <m:endChr m:val=")"/>
-                <m:grow/>
-              </m:dPr>
-              <m:e>
-                <m:r>
-                  <m:t>4</m:t>
-                </m:r>
-                <m:r>
-                  <m:rPr>
-                    <m:sty m:val="p"/>
-                  </m:rPr>
-                  <m:t>−</m:t>
-                </m:r>
-                <m:r>
-                  <m:t>i</m:t>
-                </m:r>
-              </m:e>
-            </m:d>
+            <m:r>
+              <m:t>2</m:t>
+            </m:r>
+            <m:r>
+              <m:t>i</m:t>
+            </m:r>
+            <m:r>
+              <m:rPr>
+                <m:sty m:val="p"/>
+              </m:rPr>
+              <m:t>)</m:t>
+            </m:r>
+            <m:r>
+              <m:rPr>
+                <m:sty m:val="p"/>
+              </m:rPr>
+              <m:t>+</m:t>
+            </m:r>
+            <m:r>
+              <m:rPr>
+                <m:sty m:val="p"/>
+              </m:rPr>
+              <m:t>(</m:t>
+            </m:r>
+            <m:r>
+              <m:t>4</m:t>
+            </m:r>
+            <m:r>
+              <m:rPr>
+                <m:sty m:val="p"/>
+              </m:rPr>
+              <m:t>−</m:t>
+            </m:r>
+            <m:r>
+              <m:t>i</m:t>
+            </m:r>
+            <m:r>
+              <m:rPr>
+                <m:sty m:val="p"/>
+              </m:rPr>
+              <m:t>)</m:t>
+            </m:r>
           </m:num>
           <m:den>
             <m:r>
@@ -2243,30 +2315,32 @@
             <m:type m:val="bar"/>
           </m:fPr>
           <m:num>
+            <m:r>
+              <m:rPr>
+                <m:sty m:val="p"/>
+              </m:rPr>
+              <m:t>(</m:t>
+            </m:r>
+            <m:r>
+              <m:t>2</m:t>
+            </m:r>
+            <m:r>
+              <m:rPr>
+                <m:sty m:val="p"/>
+              </m:rPr>
+              <m:t>+</m:t>
+            </m:r>
+            <m:r>
+              <m:t>i</m:t>
+            </m:r>
             <m:sSup>
               <m:e>
-                <m:d>
-                  <m:dPr>
-                    <m:begChr m:val="("/>
-                    <m:sepChr m:val=""/>
-                    <m:endChr m:val=")"/>
-                    <m:grow/>
-                  </m:dPr>
-                  <m:e>
-                    <m:r>
-                      <m:t>2</m:t>
-                    </m:r>
-                    <m:r>
-                      <m:rPr>
-                        <m:sty m:val="p"/>
-                      </m:rPr>
-                      <m:t>+</m:t>
-                    </m:r>
-                    <m:r>
-                      <m:t>i</m:t>
-                    </m:r>
-                  </m:e>
-                </m:d>
+                <m:r>
+                  <m:rPr>
+                    <m:sty m:val="p"/>
+                  </m:rPr>
+                  <m:t>)</m:t>
+                </m:r>
               </m:e>
               <m:sup>
                 <m:r>
@@ -2276,56 +2350,60 @@
             </m:sSup>
           </m:num>
           <m:den>
-            <m:d>
-              <m:dPr>
-                <m:begChr m:val="("/>
-                <m:sepChr m:val=""/>
-                <m:endChr m:val=")"/>
-                <m:grow/>
-              </m:dPr>
-              <m:e>
-                <m:r>
-                  <m:t>3</m:t>
-                </m:r>
-                <m:r>
-                  <m:rPr>
-                    <m:sty m:val="p"/>
-                  </m:rPr>
-                  <m:t>+</m:t>
-                </m:r>
-                <m:r>
-                  <m:t>i</m:t>
-                </m:r>
-              </m:e>
-            </m:d>
+            <m:r>
+              <m:rPr>
+                <m:sty m:val="p"/>
+              </m:rPr>
+              <m:t>(</m:t>
+            </m:r>
+            <m:r>
+              <m:t>3</m:t>
+            </m:r>
+            <m:r>
+              <m:rPr>
+                <m:sty m:val="p"/>
+              </m:rPr>
+              <m:t>+</m:t>
+            </m:r>
+            <m:r>
+              <m:t>i</m:t>
+            </m:r>
+            <m:r>
+              <m:rPr>
+                <m:sty m:val="p"/>
+              </m:rPr>
+              <m:t>)</m:t>
+            </m:r>
             <m:r>
               <m:rPr>
                 <m:sty m:val="p"/>
               </m:rPr>
               <m:t>−</m:t>
             </m:r>
-            <m:d>
-              <m:dPr>
-                <m:begChr m:val="("/>
-                <m:sepChr m:val=""/>
-                <m:endChr m:val=")"/>
-                <m:grow/>
-              </m:dPr>
-              <m:e>
-                <m:r>
-                  <m:t>1</m:t>
-                </m:r>
-                <m:r>
-                  <m:rPr>
-                    <m:sty m:val="p"/>
-                  </m:rPr>
-                  <m:t>+</m:t>
-                </m:r>
-                <m:r>
-                  <m:t>i</m:t>
-                </m:r>
-              </m:e>
-            </m:d>
+            <m:r>
+              <m:rPr>
+                <m:sty m:val="p"/>
+              </m:rPr>
+              <m:t>(</m:t>
+            </m:r>
+            <m:r>
+              <m:t>1</m:t>
+            </m:r>
+            <m:r>
+              <m:rPr>
+                <m:sty m:val="p"/>
+              </m:rPr>
+              <m:t>+</m:t>
+            </m:r>
+            <m:r>
+              <m:t>i</m:t>
+            </m:r>
+            <m:r>
+              <m:rPr>
+                <m:sty m:val="p"/>
+              </m:rPr>
+              <m:t>)</m:t>
+            </m:r>
           </m:den>
         </m:f>
       </m:oMath>
@@ -2344,67 +2422,71 @@
         <m:r>
           <m:t> </m:t>
         </m:r>
+        <m:r>
+          <m:rPr>
+            <m:sty m:val="p"/>
+          </m:rPr>
+          <m:t>(</m:t>
+        </m:r>
+        <m:f>
+          <m:fPr>
+            <m:type m:val="bar"/>
+          </m:fPr>
+          <m:num>
+            <m:r>
+              <m:t>6</m:t>
+            </m:r>
+            <m:r>
+              <m:rPr>
+                <m:sty m:val="p"/>
+              </m:rPr>
+              <m:t>−</m:t>
+            </m:r>
+            <m:r>
+              <m:t>3</m:t>
+            </m:r>
+            <m:r>
+              <m:t>i</m:t>
+            </m:r>
+          </m:num>
+          <m:den>
+            <m:r>
+              <m:t>2</m:t>
+            </m:r>
+            <m:r>
+              <m:rPr>
+                <m:sty m:val="p"/>
+              </m:rPr>
+              <m:t>(</m:t>
+            </m:r>
+            <m:r>
+              <m:t>1</m:t>
+            </m:r>
+            <m:r>
+              <m:rPr>
+                <m:sty m:val="p"/>
+              </m:rPr>
+              <m:t>−</m:t>
+            </m:r>
+            <m:r>
+              <m:t>i</m:t>
+            </m:r>
+            <m:r>
+              <m:rPr>
+                <m:sty m:val="p"/>
+              </m:rPr>
+              <m:t>)</m:t>
+            </m:r>
+          </m:den>
+        </m:f>
         <m:sSup>
           <m:e>
-            <m:d>
-              <m:dPr>
-                <m:begChr m:val="("/>
-                <m:sepChr m:val=""/>
-                <m:endChr m:val=")"/>
-                <m:grow/>
-              </m:dPr>
-              <m:e>
-                <m:f>
-                  <m:fPr>
-                    <m:type m:val="bar"/>
-                  </m:fPr>
-                  <m:num>
-                    <m:r>
-                      <m:t>6</m:t>
-                    </m:r>
-                    <m:r>
-                      <m:rPr>
-                        <m:sty m:val="p"/>
-                      </m:rPr>
-                      <m:t>−</m:t>
-                    </m:r>
-                    <m:r>
-                      <m:t>3</m:t>
-                    </m:r>
-                    <m:r>
-                      <m:t>i</m:t>
-                    </m:r>
-                  </m:num>
-                  <m:den>
-                    <m:r>
-                      <m:t>2</m:t>
-                    </m:r>
-                    <m:d>
-                      <m:dPr>
-                        <m:begChr m:val="("/>
-                        <m:sepChr m:val=""/>
-                        <m:endChr m:val=")"/>
-                        <m:grow/>
-                      </m:dPr>
-                      <m:e>
-                        <m:r>
-                          <m:t>1</m:t>
-                        </m:r>
-                        <m:r>
-                          <m:rPr>
-                            <m:sty m:val="p"/>
-                          </m:rPr>
-                          <m:t>−</m:t>
-                        </m:r>
-                        <m:r>
-                          <m:t>i</m:t>
-                        </m:r>
-                      </m:e>
-                    </m:d>
-                  </m:den>
-                </m:f>
-              </m:e>
-            </m:d>
+            <m:r>
+              <m:rPr>
+                <m:sty m:val="p"/>
+              </m:rPr>
+              <m:t>)</m:t>
+            </m:r>
           </m:e>
           <m:sup>
             <m:r>
@@ -2425,7 +2507,7 @@
       <w:pPr>
         <w:pStyle w:val="FirstParagraph"/>
       </w:pPr>
-      <w:hyperlink r:id="rId24">
+      <w:hyperlink r:id="rId13">
         <w:r>
           <w:rPr>
             <w:rStyle w:val="Hyperlink"/>
@@ -2441,8 +2523,8 @@
         </w:pict>
       </w:r>
     </w:p>
-    <w:bookmarkEnd w:id="25"/>
-    <w:bookmarkStart w:id="27" w:name="version-history-and-licensing"/>
+    <w:bookmarkEnd w:id="14"/>
+    <w:bookmarkStart w:id="16" w:name="version-history-and-licensing"/>
     <w:p>
       <w:pPr>
         <w:pStyle w:val="Heading2"/>
@@ -2463,7 +2545,7 @@
       <w:pPr>
         <w:pStyle w:val="BodyText"/>
       </w:pPr>
-      <w:hyperlink r:id="rId26">
+      <w:hyperlink r:id="rId15">
         <w:r>
           <w:rPr>
             <w:rStyle w:val="Hyperlink"/>
@@ -2472,7 +2554,7 @@
         </w:r>
       </w:hyperlink>
     </w:p>
-    <w:bookmarkEnd w:id="27"/>
+    <w:bookmarkEnd w:id="16"/>
     <w:sectPr>
       <w:pgSz w:h="15840" w:w="12240"/>
       <w:pgMar w:bottom="1440" w:footer="720" w:gutter="0" w:header="720" w:left="1440" w:right="1440" w:top="1440"/>
